--- a/Taylor/PHP Angular/Taylor Pentz.docx
+++ b/Taylor/PHP Angular/Taylor Pentz.docx
@@ -10,8 +10,9 @@
         <w:jc w:val="center"/>
         <w:rPr>
           <w:rFonts w:ascii="Times New Roman" w:eastAsia="Times New Roman" w:hAnsi="Times New Roman" w:cs="Times New Roman"/>
-          <w:sz w:val="24"/>
-          <w:szCs w:val="24"/>
+          <w:sz w:val="28"/>
+          <w:szCs w:val="24"/>
+          <w:u w:val="single"/>
         </w:rPr>
       </w:pPr>
       <w:r>
@@ -84,28 +85,30 @@
           <w:sz w:val="24"/>
           <w:szCs w:val="24"/>
         </w:rPr>
-        <w:t xml:space="preserve"> | 1601 Larkin, High Point, NC | +1 8042860439</w:t>
-      </w:r>
-    </w:p>
-    <w:p>
-      <w:pPr>
-        <w:shd w:val="clear" w:color="auto" w:fill="DBE5F1" w:themeFill="accent1" w:themeFillTint="33"/>
-        <w:spacing w:after="0" w:line="240" w:lineRule="auto"/>
-        <w:contextualSpacing/>
-        <w:jc w:val="center"/>
-        <w:rPr>
-          <w:rFonts w:ascii="Times New Roman" w:eastAsia="Times New Roman" w:hAnsi="Times New Roman" w:cs="Times New Roman"/>
-          <w:sz w:val="28"/>
-          <w:szCs w:val="24"/>
-          <w:u w:val="single"/>
-        </w:rPr>
-      </w:pPr>
+        <w:t xml:space="preserve"> | 1601 Larkin, High Point, NC | </w:t>
+      </w:r>
+      <w:r>
+        <w:rPr>
+          <w:rFonts w:ascii="Times New Roman" w:eastAsia="Times New Roman" w:hAnsi="Times New Roman" w:cs="Times New Roman"/>
+          <w:sz w:val="24"/>
+          <w:szCs w:val="24"/>
+        </w:rPr>
+        <w:t>+1 (980) 981-4522</w:t>
+      </w:r>
+      <w:r>
+        <w:rPr>
+          <w:rFonts w:ascii="Times New Roman" w:eastAsia="Times New Roman" w:hAnsi="Times New Roman" w:cs="Times New Roman"/>
+          <w:sz w:val="24"/>
+          <w:szCs w:val="24"/>
+        </w:rPr>
+        <w:t xml:space="preserve"> </w:t>
+      </w:r>
       <w:r>
         <w:rPr>
           <w:rFonts w:ascii="Times New Roman" w:hAnsi="Times New Roman" w:cs="Times New Roman"/>
           <w:sz w:val="24"/>
         </w:rPr>
-        <w:t>https://www.linkedin.com/in/taylor-pentz-698a98381/</w:t>
+        <w:t>https://www.linkedin.com/in/taylor-pentz-10a92a3aa</w:t>
       </w:r>
       <w:bookmarkStart w:id="0" w:name="_GoBack"/>
       <w:bookmarkEnd w:id="0"/>
@@ -6753,7 +6756,7 @@
 </file>
 
 <file path=customXml/itemProps1.xml><?xml version="1.0" encoding="utf-8"?>
-<ds:datastoreItem xmlns:ds="http://schemas.openxmlformats.org/officeDocument/2006/customXml" ds:itemID="{2FB26DDA-311F-44F5-A48E-9F488828E791}">
+<ds:datastoreItem xmlns:ds="http://schemas.openxmlformats.org/officeDocument/2006/customXml" ds:itemID="{C4A5DEBB-9E78-4CFE-92AC-E3B922E7C537}">
   <ds:schemaRefs>
     <ds:schemaRef ds:uri="http://schemas.openxmlformats.org/officeDocument/2006/bibliography"/>
   </ds:schemaRefs>

--- a/Taylor/PHP Angular/Taylor Pentz.docx
+++ b/Taylor/PHP Angular/Taylor Pentz.docx
@@ -108,10 +108,8 @@
           <w:rFonts w:ascii="Times New Roman" w:hAnsi="Times New Roman" w:cs="Times New Roman"/>
           <w:sz w:val="24"/>
         </w:rPr>
-        <w:t>https://www.linkedin.com/in/taylor-pentz-10a92a3aa</w:t>
-      </w:r>
-      <w:bookmarkStart w:id="0" w:name="_GoBack"/>
-      <w:bookmarkEnd w:id="0"/>
+        <w:t>https://www.linkedin.com/in/taylor-p-b0389a3ba</w:t>
+      </w:r>
     </w:p>
     <w:p>
       <w:pPr>
@@ -149,6 +147,8 @@
         </w:rPr>
         <w:t>Professional Summary</w:t>
       </w:r>
+      <w:bookmarkStart w:id="0" w:name="_GoBack"/>
+      <w:bookmarkEnd w:id="0"/>
     </w:p>
     <w:p>
       <w:pPr>
@@ -203,43 +203,7 @@
           <w:sz w:val="24"/>
           <w:szCs w:val="24"/>
         </w:rPr>
-        <w:t xml:space="preserve">), </w:t>
-      </w:r>
-      <w:proofErr w:type="spellStart"/>
-      <w:r>
-        <w:rPr>
-          <w:rFonts w:asciiTheme="majorBidi" w:hAnsiTheme="majorBidi" w:cstheme="majorBidi"/>
-          <w:sz w:val="24"/>
-          <w:szCs w:val="24"/>
-        </w:rPr>
-        <w:t>RESTful</w:t>
-      </w:r>
-      <w:proofErr w:type="spellEnd"/>
-      <w:r>
-        <w:rPr>
-          <w:rFonts w:asciiTheme="majorBidi" w:hAnsiTheme="majorBidi" w:cstheme="majorBidi"/>
-          <w:sz w:val="24"/>
-          <w:szCs w:val="24"/>
-        </w:rPr>
-        <w:t xml:space="preserve"> APIs, MySQL, </w:t>
-      </w:r>
-      <w:proofErr w:type="spellStart"/>
-      <w:r>
-        <w:rPr>
-          <w:rFonts w:asciiTheme="majorBidi" w:hAnsiTheme="majorBidi" w:cstheme="majorBidi"/>
-          <w:sz w:val="24"/>
-          <w:szCs w:val="24"/>
-        </w:rPr>
-        <w:t>Docker</w:t>
-      </w:r>
-      <w:proofErr w:type="spellEnd"/>
-      <w:r>
-        <w:rPr>
-          <w:rFonts w:asciiTheme="majorBidi" w:hAnsiTheme="majorBidi" w:cstheme="majorBidi"/>
-          <w:sz w:val="24"/>
-          <w:szCs w:val="24"/>
-        </w:rPr>
-        <w:t>, and cloud platforms including AWS and GCP.</w:t>
+        <w:t>), RESTful APIs, MySQL, Docker, and cloud platforms including AWS and GCP.</w:t>
       </w:r>
       <w:proofErr w:type="gramEnd"/>
       <w:r>
@@ -385,25 +349,7 @@
           <w:sz w:val="24"/>
           <w:szCs w:val="24"/>
         </w:rPr>
-        <w:t xml:space="preserve">), </w:t>
-      </w:r>
-      <w:proofErr w:type="spellStart"/>
-      <w:r>
-        <w:rPr>
-          <w:rFonts w:ascii="Times New Roman" w:eastAsia="Times New Roman" w:hAnsi="Times New Roman" w:cs="Times New Roman"/>
-          <w:sz w:val="24"/>
-          <w:szCs w:val="24"/>
-        </w:rPr>
-        <w:t>RESTful</w:t>
-      </w:r>
-      <w:proofErr w:type="spellEnd"/>
-      <w:r>
-        <w:rPr>
-          <w:rFonts w:ascii="Times New Roman" w:eastAsia="Times New Roman" w:hAnsi="Times New Roman" w:cs="Times New Roman"/>
-          <w:sz w:val="24"/>
-          <w:szCs w:val="24"/>
-        </w:rPr>
-        <w:t xml:space="preserve"> APIs</w:t>
+        <w:t>), RESTful APIs</w:t>
       </w:r>
     </w:p>
     <w:p>
@@ -426,43 +372,7 @@
           <w:sz w:val="24"/>
           <w:szCs w:val="24"/>
         </w:rPr>
-        <w:t xml:space="preserve">MySQL, </w:t>
-      </w:r>
-      <w:proofErr w:type="spellStart"/>
-      <w:r>
-        <w:rPr>
-          <w:rFonts w:ascii="Times New Roman" w:eastAsia="Times New Roman" w:hAnsi="Times New Roman" w:cs="Times New Roman"/>
-          <w:sz w:val="24"/>
-          <w:szCs w:val="24"/>
-        </w:rPr>
-        <w:t>PostgreSQL</w:t>
-      </w:r>
-      <w:proofErr w:type="spellEnd"/>
-      <w:r>
-        <w:rPr>
-          <w:rFonts w:ascii="Times New Roman" w:eastAsia="Times New Roman" w:hAnsi="Times New Roman" w:cs="Times New Roman"/>
-          <w:sz w:val="24"/>
-          <w:szCs w:val="24"/>
-        </w:rPr>
-        <w:t xml:space="preserve">, </w:t>
-      </w:r>
-      <w:proofErr w:type="spellStart"/>
-      <w:r>
-        <w:rPr>
-          <w:rFonts w:ascii="Times New Roman" w:eastAsia="Times New Roman" w:hAnsi="Times New Roman" w:cs="Times New Roman"/>
-          <w:sz w:val="24"/>
-          <w:szCs w:val="24"/>
-        </w:rPr>
-        <w:t>MongoDB</w:t>
-      </w:r>
-      <w:proofErr w:type="spellEnd"/>
-      <w:r>
-        <w:rPr>
-          <w:rFonts w:ascii="Times New Roman" w:eastAsia="Times New Roman" w:hAnsi="Times New Roman" w:cs="Times New Roman"/>
-          <w:sz w:val="24"/>
-          <w:szCs w:val="24"/>
-        </w:rPr>
-        <w:t xml:space="preserve">, </w:t>
+        <w:t xml:space="preserve">MySQL, PostgreSQL, MongoDB, </w:t>
       </w:r>
       <w:proofErr w:type="spellStart"/>
       <w:r>
@@ -489,59 +399,13 @@
           <w:szCs w:val="24"/>
         </w:rPr>
       </w:pPr>
-      <w:proofErr w:type="spellStart"/>
-      <w:r>
-        <w:rPr>
-          <w:rFonts w:ascii="Times New Roman" w:eastAsia="Times New Roman" w:hAnsi="Times New Roman" w:cs="Times New Roman"/>
-          <w:sz w:val="24"/>
-          <w:szCs w:val="24"/>
-        </w:rPr>
-        <w:t>Docker</w:t>
-      </w:r>
-      <w:proofErr w:type="spellEnd"/>
-      <w:r>
-        <w:rPr>
-          <w:rFonts w:ascii="Times New Roman" w:eastAsia="Times New Roman" w:hAnsi="Times New Roman" w:cs="Times New Roman"/>
-          <w:sz w:val="24"/>
-          <w:szCs w:val="24"/>
-        </w:rPr>
-        <w:t xml:space="preserve">, </w:t>
-      </w:r>
-      <w:proofErr w:type="spellStart"/>
-      <w:r>
-        <w:rPr>
-          <w:rFonts w:ascii="Times New Roman" w:eastAsia="Times New Roman" w:hAnsi="Times New Roman" w:cs="Times New Roman"/>
-          <w:sz w:val="24"/>
-          <w:szCs w:val="24"/>
-        </w:rPr>
-        <w:t>Kubernetes</w:t>
-      </w:r>
-      <w:proofErr w:type="spellEnd"/>
-      <w:r>
-        <w:rPr>
-          <w:rFonts w:ascii="Times New Roman" w:eastAsia="Times New Roman" w:hAnsi="Times New Roman" w:cs="Times New Roman"/>
-          <w:sz w:val="24"/>
-          <w:szCs w:val="24"/>
-        </w:rPr>
-        <w:t>, CI/CD (</w:t>
-      </w:r>
-      <w:proofErr w:type="spellStart"/>
-      <w:r>
-        <w:rPr>
-          <w:rFonts w:ascii="Times New Roman" w:eastAsia="Times New Roman" w:hAnsi="Times New Roman" w:cs="Times New Roman"/>
-          <w:sz w:val="24"/>
-          <w:szCs w:val="24"/>
-        </w:rPr>
-        <w:t>GitHub</w:t>
-      </w:r>
-      <w:proofErr w:type="spellEnd"/>
-      <w:r>
-        <w:rPr>
-          <w:rFonts w:ascii="Times New Roman" w:eastAsia="Times New Roman" w:hAnsi="Times New Roman" w:cs="Times New Roman"/>
-          <w:sz w:val="24"/>
-          <w:szCs w:val="24"/>
-        </w:rPr>
-        <w:t xml:space="preserve"> Actions, </w:t>
+      <w:r>
+        <w:rPr>
+          <w:rFonts w:ascii="Times New Roman" w:eastAsia="Times New Roman" w:hAnsi="Times New Roman" w:cs="Times New Roman"/>
+          <w:sz w:val="24"/>
+          <w:szCs w:val="24"/>
+        </w:rPr>
+        <w:t xml:space="preserve">Docker, Kubernetes, CI/CD (GitHub Actions, </w:t>
       </w:r>
       <w:proofErr w:type="spellStart"/>
       <w:r>
@@ -615,25 +479,7 @@
           <w:sz w:val="24"/>
           <w:szCs w:val="24"/>
         </w:rPr>
-        <w:t xml:space="preserve">, </w:t>
-      </w:r>
-      <w:proofErr w:type="spellStart"/>
-      <w:r>
-        <w:rPr>
-          <w:rFonts w:ascii="Times New Roman" w:eastAsia="Times New Roman" w:hAnsi="Times New Roman" w:cs="Times New Roman"/>
-          <w:sz w:val="24"/>
-          <w:szCs w:val="24"/>
-        </w:rPr>
-        <w:t>GitHub</w:t>
-      </w:r>
-      <w:proofErr w:type="spellEnd"/>
-      <w:r>
-        <w:rPr>
-          <w:rFonts w:ascii="Times New Roman" w:eastAsia="Times New Roman" w:hAnsi="Times New Roman" w:cs="Times New Roman"/>
-          <w:sz w:val="24"/>
-          <w:szCs w:val="24"/>
-        </w:rPr>
-        <w:t xml:space="preserve">, </w:t>
+        <w:t xml:space="preserve">, GitHub, </w:t>
       </w:r>
       <w:proofErr w:type="spellStart"/>
       <w:r>
@@ -692,18 +538,8 @@
           <w:sz w:val="24"/>
           <w:szCs w:val="24"/>
         </w:rPr>
-        <w:t xml:space="preserve">, API Gateway, </w:t>
-      </w:r>
-      <w:proofErr w:type="spellStart"/>
-      <w:r>
-        <w:rPr>
-          <w:rFonts w:ascii="Times New Roman" w:eastAsia="Times New Roman" w:hAnsi="Times New Roman" w:cs="Times New Roman"/>
-          <w:sz w:val="24"/>
-          <w:szCs w:val="24"/>
-        </w:rPr>
-        <w:t>NoSQL</w:t>
-      </w:r>
-      <w:proofErr w:type="spellEnd"/>
+        <w:t>, API Gateway, NoSQL</w:t>
+      </w:r>
     </w:p>
     <w:p>
       <w:pPr>
@@ -881,25 +717,7 @@
           <w:sz w:val="24"/>
           <w:szCs w:val="24"/>
         </w:rPr>
-        <w:t xml:space="preserve">Designed and implemented </w:t>
-      </w:r>
-      <w:proofErr w:type="spellStart"/>
-      <w:r>
-        <w:rPr>
-          <w:rFonts w:ascii="Times New Roman" w:eastAsia="Times New Roman" w:hAnsi="Times New Roman" w:cs="Times New Roman"/>
-          <w:sz w:val="24"/>
-          <w:szCs w:val="24"/>
-        </w:rPr>
-        <w:t>RESTful</w:t>
-      </w:r>
-      <w:proofErr w:type="spellEnd"/>
-      <w:r>
-        <w:rPr>
-          <w:rFonts w:ascii="Times New Roman" w:eastAsia="Times New Roman" w:hAnsi="Times New Roman" w:cs="Times New Roman"/>
-          <w:sz w:val="24"/>
-          <w:szCs w:val="24"/>
-        </w:rPr>
-        <w:t xml:space="preserve"> APIs used across 10+ modules and integrated them with third-party platforms, reducing redundancy and client-side logic.</w:t>
+        <w:t>Designed and implemented RESTful APIs used across 10+ modules and integrated them with third-party platforms, reducing redundancy and client-side logic.</w:t>
       </w:r>
     </w:p>
     <w:p>
@@ -963,25 +781,7 @@
           <w:sz w:val="24"/>
           <w:szCs w:val="24"/>
         </w:rPr>
-        <w:t xml:space="preserve"> applications to AWS with </w:t>
-      </w:r>
-      <w:proofErr w:type="spellStart"/>
-      <w:r>
-        <w:rPr>
-          <w:rFonts w:ascii="Times New Roman" w:eastAsia="Times New Roman" w:hAnsi="Times New Roman" w:cs="Times New Roman"/>
-          <w:sz w:val="24"/>
-          <w:szCs w:val="24"/>
-        </w:rPr>
-        <w:t>Docker</w:t>
-      </w:r>
-      <w:proofErr w:type="spellEnd"/>
-      <w:r>
-        <w:rPr>
-          <w:rFonts w:ascii="Times New Roman" w:eastAsia="Times New Roman" w:hAnsi="Times New Roman" w:cs="Times New Roman"/>
-          <w:sz w:val="24"/>
-          <w:szCs w:val="24"/>
-        </w:rPr>
-        <w:t xml:space="preserve"> containers and ECS, decreasing infrastructure cost by 30% while improving uptime.</w:t>
+        <w:t xml:space="preserve"> applications to AWS with Docker containers and ECS, decreasing infrastructure cost by 30% while improving uptime.</w:t>
       </w:r>
     </w:p>
     <w:p>
@@ -1050,43 +850,7 @@
           <w:sz w:val="24"/>
           <w:szCs w:val="24"/>
         </w:rPr>
-        <w:t xml:space="preserve">Integrated CI/CD pipelines with </w:t>
-      </w:r>
-      <w:proofErr w:type="spellStart"/>
-      <w:r>
-        <w:rPr>
-          <w:rFonts w:ascii="Times New Roman" w:eastAsia="Times New Roman" w:hAnsi="Times New Roman" w:cs="Times New Roman"/>
-          <w:sz w:val="24"/>
-          <w:szCs w:val="24"/>
-        </w:rPr>
-        <w:t>GitHub</w:t>
-      </w:r>
-      <w:proofErr w:type="spellEnd"/>
-      <w:r>
-        <w:rPr>
-          <w:rFonts w:ascii="Times New Roman" w:eastAsia="Times New Roman" w:hAnsi="Times New Roman" w:cs="Times New Roman"/>
-          <w:sz w:val="24"/>
-          <w:szCs w:val="24"/>
-        </w:rPr>
-        <w:t xml:space="preserve"> Actions and </w:t>
-      </w:r>
-      <w:proofErr w:type="spellStart"/>
-      <w:r>
-        <w:rPr>
-          <w:rFonts w:ascii="Times New Roman" w:eastAsia="Times New Roman" w:hAnsi="Times New Roman" w:cs="Times New Roman"/>
-          <w:sz w:val="24"/>
-          <w:szCs w:val="24"/>
-        </w:rPr>
-        <w:t>Docker</w:t>
-      </w:r>
-      <w:proofErr w:type="spellEnd"/>
-      <w:r>
-        <w:rPr>
-          <w:rFonts w:ascii="Times New Roman" w:eastAsia="Times New Roman" w:hAnsi="Times New Roman" w:cs="Times New Roman"/>
-          <w:sz w:val="24"/>
-          <w:szCs w:val="24"/>
-        </w:rPr>
-        <w:t xml:space="preserve"> for automated testing and deployments across staging and production environments.</w:t>
+        <w:t>Integrated CI/CD pipelines with GitHub Actions and Docker for automated testing and deployments across staging and production environments.</w:t>
       </w:r>
     </w:p>
     <w:p>
@@ -1318,25 +1082,7 @@
           <w:sz w:val="24"/>
           <w:szCs w:val="24"/>
         </w:rPr>
-        <w:t xml:space="preserve">Designed and containerized services using </w:t>
-      </w:r>
-      <w:proofErr w:type="spellStart"/>
-      <w:r>
-        <w:rPr>
-          <w:rFonts w:ascii="Times New Roman" w:eastAsia="Times New Roman" w:hAnsi="Times New Roman" w:cs="Times New Roman"/>
-          <w:sz w:val="24"/>
-          <w:szCs w:val="24"/>
-        </w:rPr>
-        <w:t>Docker</w:t>
-      </w:r>
-      <w:proofErr w:type="spellEnd"/>
-      <w:r>
-        <w:rPr>
-          <w:rFonts w:ascii="Times New Roman" w:eastAsia="Times New Roman" w:hAnsi="Times New Roman" w:cs="Times New Roman"/>
-          <w:sz w:val="24"/>
-          <w:szCs w:val="24"/>
-        </w:rPr>
-        <w:t xml:space="preserve"> to streamline development and testing environments, ensuring consistent builds across teams.</w:t>
+        <w:t>Designed and containerized services using Docker to streamline development and testing environments, ensuring consistent builds across teams.</w:t>
       </w:r>
     </w:p>
     <w:p>
@@ -1359,25 +1105,7 @@
           <w:sz w:val="24"/>
           <w:szCs w:val="24"/>
         </w:rPr>
-        <w:t xml:space="preserve">Built and documented internal </w:t>
-      </w:r>
-      <w:proofErr w:type="spellStart"/>
-      <w:r>
-        <w:rPr>
-          <w:rFonts w:ascii="Times New Roman" w:eastAsia="Times New Roman" w:hAnsi="Times New Roman" w:cs="Times New Roman"/>
-          <w:sz w:val="24"/>
-          <w:szCs w:val="24"/>
-        </w:rPr>
-        <w:t>RESTful</w:t>
-      </w:r>
-      <w:proofErr w:type="spellEnd"/>
-      <w:r>
-        <w:rPr>
-          <w:rFonts w:ascii="Times New Roman" w:eastAsia="Times New Roman" w:hAnsi="Times New Roman" w:cs="Times New Roman"/>
-          <w:sz w:val="24"/>
-          <w:szCs w:val="24"/>
-        </w:rPr>
-        <w:t xml:space="preserve"> services libraries to streamline API development and consumption across 12+ projects.</w:t>
+        <w:t>Built and documented internal RESTful services libraries to streamline API development and consumption across 12+ projects.</w:t>
       </w:r>
     </w:p>
     <w:p>
@@ -1567,25 +1295,7 @@
           <w:sz w:val="24"/>
           <w:szCs w:val="24"/>
         </w:rPr>
-        <w:t xml:space="preserve">Developed and maintained CRM systems using PHP and </w:t>
-      </w:r>
-      <w:proofErr w:type="spellStart"/>
-      <w:r>
-        <w:rPr>
-          <w:rFonts w:ascii="Times New Roman" w:eastAsia="Times New Roman" w:hAnsi="Times New Roman" w:cs="Times New Roman"/>
-          <w:sz w:val="24"/>
-          <w:szCs w:val="24"/>
-        </w:rPr>
-        <w:t>jQuery</w:t>
-      </w:r>
-      <w:proofErr w:type="spellEnd"/>
-      <w:r>
-        <w:rPr>
-          <w:rFonts w:ascii="Times New Roman" w:eastAsia="Times New Roman" w:hAnsi="Times New Roman" w:cs="Times New Roman"/>
-          <w:sz w:val="24"/>
-          <w:szCs w:val="24"/>
-        </w:rPr>
-        <w:t>, later refactoring to modern Angular frontend for performance gains.</w:t>
+        <w:t>Developed and maintained CRM systems using PHP and jQuery, later refactoring to modern Angular frontend for performance gains.</w:t>
       </w:r>
     </w:p>
     <w:p>
@@ -1677,61 +1387,7 @@
           <w:sz w:val="24"/>
           <w:szCs w:val="24"/>
         </w:rPr>
-        <w:t xml:space="preserve">Introduced </w:t>
-      </w:r>
-      <w:proofErr w:type="spellStart"/>
-      <w:r>
-        <w:rPr>
-          <w:rFonts w:ascii="Times New Roman" w:eastAsia="Times New Roman" w:hAnsi="Times New Roman" w:cs="Times New Roman"/>
-          <w:sz w:val="24"/>
-          <w:szCs w:val="24"/>
-        </w:rPr>
-        <w:t>Docker</w:t>
-      </w:r>
-      <w:proofErr w:type="spellEnd"/>
-      <w:r>
-        <w:rPr>
-          <w:rFonts w:ascii="Times New Roman" w:eastAsia="Times New Roman" w:hAnsi="Times New Roman" w:cs="Times New Roman"/>
-          <w:sz w:val="24"/>
-          <w:szCs w:val="24"/>
-        </w:rPr>
-        <w:t xml:space="preserve"> to the </w:t>
-      </w:r>
-      <w:proofErr w:type="spellStart"/>
-      <w:r>
-        <w:rPr>
-          <w:rFonts w:ascii="Times New Roman" w:eastAsia="Times New Roman" w:hAnsi="Times New Roman" w:cs="Times New Roman"/>
-          <w:sz w:val="24"/>
-          <w:szCs w:val="24"/>
-        </w:rPr>
-        <w:t>dev</w:t>
-      </w:r>
-      <w:proofErr w:type="spellEnd"/>
-      <w:r>
-        <w:rPr>
-          <w:rFonts w:ascii="Times New Roman" w:eastAsia="Times New Roman" w:hAnsi="Times New Roman" w:cs="Times New Roman"/>
-          <w:sz w:val="24"/>
-          <w:szCs w:val="24"/>
-        </w:rPr>
-        <w:t xml:space="preserve"> team and created local </w:t>
-      </w:r>
-      <w:proofErr w:type="spellStart"/>
-      <w:r>
-        <w:rPr>
-          <w:rFonts w:ascii="Times New Roman" w:eastAsia="Times New Roman" w:hAnsi="Times New Roman" w:cs="Times New Roman"/>
-          <w:sz w:val="24"/>
-          <w:szCs w:val="24"/>
-        </w:rPr>
-        <w:t>dev</w:t>
-      </w:r>
-      <w:proofErr w:type="spellEnd"/>
-      <w:r>
-        <w:rPr>
-          <w:rFonts w:ascii="Times New Roman" w:eastAsia="Times New Roman" w:hAnsi="Times New Roman" w:cs="Times New Roman"/>
-          <w:sz w:val="24"/>
-          <w:szCs w:val="24"/>
-        </w:rPr>
-        <w:t xml:space="preserve"> environments, cutting onboarding time for new hires by 40%.</w:t>
+        <w:t>Introduced Docker to the dev team and created local dev environments, cutting onboarding time for new hires by 40%.</w:t>
       </w:r>
     </w:p>
     <w:p>
@@ -1941,25 +1597,7 @@
           <w:sz w:val="24"/>
           <w:szCs w:val="24"/>
         </w:rPr>
-        <w:t xml:space="preserve">Built internal tools using PHP and </w:t>
-      </w:r>
-      <w:proofErr w:type="spellStart"/>
-      <w:r>
-        <w:rPr>
-          <w:rFonts w:ascii="Times New Roman" w:eastAsia="Times New Roman" w:hAnsi="Times New Roman" w:cs="Times New Roman"/>
-          <w:sz w:val="24"/>
-          <w:szCs w:val="24"/>
-        </w:rPr>
-        <w:t>AngularJS</w:t>
-      </w:r>
-      <w:proofErr w:type="spellEnd"/>
-      <w:r>
-        <w:rPr>
-          <w:rFonts w:ascii="Times New Roman" w:eastAsia="Times New Roman" w:hAnsi="Times New Roman" w:cs="Times New Roman"/>
-          <w:sz w:val="24"/>
-          <w:szCs w:val="24"/>
-        </w:rPr>
-        <w:t xml:space="preserve"> to support engineering documentation and reduce manual processes for R&amp;D teams.</w:t>
+        <w:t>Built internal tools using PHP and AngularJS to support engineering documentation and reduce manual processes for R&amp;D teams.</w:t>
       </w:r>
     </w:p>
     <w:p>
@@ -2376,41 +2014,13 @@
           <w:szCs w:val="24"/>
         </w:rPr>
       </w:pPr>
-      <w:proofErr w:type="spellStart"/>
-      <w:r>
-        <w:rPr>
-          <w:rFonts w:ascii="Times New Roman" w:eastAsia="Times New Roman" w:hAnsi="Times New Roman" w:cs="Times New Roman"/>
-          <w:sz w:val="24"/>
-          <w:szCs w:val="24"/>
-        </w:rPr>
-        <w:t>Docker</w:t>
-      </w:r>
-      <w:proofErr w:type="spellEnd"/>
-      <w:r>
-        <w:rPr>
-          <w:rFonts w:ascii="Times New Roman" w:eastAsia="Times New Roman" w:hAnsi="Times New Roman" w:cs="Times New Roman"/>
-          <w:sz w:val="24"/>
-          <w:szCs w:val="24"/>
-        </w:rPr>
-        <w:t xml:space="preserve"> &amp; </w:t>
-      </w:r>
-      <w:proofErr w:type="spellStart"/>
-      <w:r>
-        <w:rPr>
-          <w:rFonts w:ascii="Times New Roman" w:eastAsia="Times New Roman" w:hAnsi="Times New Roman" w:cs="Times New Roman"/>
-          <w:sz w:val="24"/>
-          <w:szCs w:val="24"/>
-        </w:rPr>
-        <w:t>Kubernetes</w:t>
-      </w:r>
-      <w:proofErr w:type="spellEnd"/>
-      <w:r>
-        <w:rPr>
-          <w:rFonts w:ascii="Times New Roman" w:eastAsia="Times New Roman" w:hAnsi="Times New Roman" w:cs="Times New Roman"/>
-          <w:sz w:val="24"/>
-          <w:szCs w:val="24"/>
-        </w:rPr>
-        <w:t xml:space="preserve"> for Developers (</w:t>
+      <w:r>
+        <w:rPr>
+          <w:rFonts w:ascii="Times New Roman" w:eastAsia="Times New Roman" w:hAnsi="Times New Roman" w:cs="Times New Roman"/>
+          <w:sz w:val="24"/>
+          <w:szCs w:val="24"/>
+        </w:rPr>
+        <w:t>Docker &amp; Kubernetes for Developers (</w:t>
       </w:r>
       <w:proofErr w:type="spellStart"/>
       <w:r>
@@ -6756,7 +6366,7 @@
 </file>
 
 <file path=customXml/itemProps1.xml><?xml version="1.0" encoding="utf-8"?>
-<ds:datastoreItem xmlns:ds="http://schemas.openxmlformats.org/officeDocument/2006/customXml" ds:itemID="{C4A5DEBB-9E78-4CFE-92AC-E3B922E7C537}">
+<ds:datastoreItem xmlns:ds="http://schemas.openxmlformats.org/officeDocument/2006/customXml" ds:itemID="{938E1E62-22B7-48FF-B5EA-E5E6B0F1A500}">
   <ds:schemaRefs>
     <ds:schemaRef ds:uri="http://schemas.openxmlformats.org/officeDocument/2006/bibliography"/>
   </ds:schemaRefs>
